--- a/CÔNG TY TNHH VENUS FURNISHER/ThayDoiThanhVien_26_5_2026/Notes.docx
+++ b/CÔNG TY TNHH VENUS FURNISHER/ThayDoiThanhVien_26_5_2026/Notes.docx
@@ -439,840 +439,6 @@
         <w:t>DANH SÁCH THÀNH VIÊN GÓP VỐN</w:t>
       </w:r>
     </w:p>
-    <w:tbl>
-      <w:tblPr>
-        <w:tblW w:w="0" w:type="auto"/>
-        <w:tblCellSpacing w:w="15" w:type="dxa"/>
-        <w:tblCellMar>
-          <w:top w:w="15" w:type="dxa"/>
-          <w:left w:w="15" w:type="dxa"/>
-          <w:bottom w:w="15" w:type="dxa"/>
-          <w:right w:w="15" w:type="dxa"/>
-        </w:tblCellMar>
-        <w:tblLook w:val="04A0" w:firstRow="1" w:lastRow="0" w:firstColumn="1" w:lastColumn="0" w:noHBand="0" w:noVBand="1"/>
-      </w:tblPr>
-      <w:tblGrid>
-        <w:gridCol w:w="882"/>
-        <w:gridCol w:w="1300"/>
-        <w:gridCol w:w="1286"/>
-        <w:gridCol w:w="1175"/>
-        <w:gridCol w:w="1778"/>
-        <w:gridCol w:w="1070"/>
-        <w:gridCol w:w="1853"/>
-      </w:tblGrid>
-      <w:tr>
-        <w:trPr>
-          <w:tblHeader/>
-          <w:tblCellSpacing w:w="15" w:type="dxa"/>
-        </w:trPr>
-        <w:tc>
-          <w:tcPr>
-            <w:tcW w:w="0" w:type="auto"/>
-            <w:tcBorders>
-              <w:top w:val="single" w:sz="6" w:space="0" w:color="C4C7C5"/>
-              <w:left w:val="single" w:sz="6" w:space="0" w:color="C4C7C5"/>
-              <w:bottom w:val="single" w:sz="6" w:space="0" w:color="C4C7C5"/>
-              <w:right w:val="single" w:sz="6" w:space="0" w:color="C4C7C5"/>
-            </w:tcBorders>
-            <w:tcMar>
-              <w:top w:w="120" w:type="dxa"/>
-              <w:left w:w="180" w:type="dxa"/>
-              <w:bottom w:w="120" w:type="dxa"/>
-              <w:right w:w="180" w:type="dxa"/>
-            </w:tcMar>
-            <w:vAlign w:val="center"/>
-            <w:hideMark/>
-          </w:tcPr>
-          <w:p>
-            <w:pPr>
-              <w:spacing w:after="480" w:line="240" w:lineRule="auto"/>
-              <w:rPr>
-                <w:rFonts w:ascii="Times New Roman" w:eastAsia="Times New Roman" w:hAnsi="Times New Roman" w:cs="Times New Roman"/>
-                <w:sz w:val="24"/>
-                <w:szCs w:val="24"/>
-              </w:rPr>
-            </w:pPr>
-            <w:r>
-              <w:rPr>
-                <w:rFonts w:ascii="Times New Roman" w:eastAsia="Times New Roman" w:hAnsi="Times New Roman" w:cs="Times New Roman"/>
-                <w:b/>
-                <w:bCs/>
-                <w:sz w:val="24"/>
-                <w:szCs w:val="24"/>
-              </w:rPr>
-              <w:lastRenderedPageBreak/>
-              <w:t>STT</w:t>
-            </w:r>
-          </w:p>
-        </w:tc>
-        <w:tc>
-          <w:tcPr>
-            <w:tcW w:w="0" w:type="auto"/>
-            <w:tcBorders>
-              <w:top w:val="single" w:sz="6" w:space="0" w:color="C4C7C5"/>
-              <w:left w:val="single" w:sz="6" w:space="0" w:color="C4C7C5"/>
-              <w:bottom w:val="single" w:sz="6" w:space="0" w:color="C4C7C5"/>
-              <w:right w:val="single" w:sz="6" w:space="0" w:color="C4C7C5"/>
-            </w:tcBorders>
-            <w:tcMar>
-              <w:top w:w="120" w:type="dxa"/>
-              <w:left w:w="180" w:type="dxa"/>
-              <w:bottom w:w="120" w:type="dxa"/>
-              <w:right w:w="180" w:type="dxa"/>
-            </w:tcMar>
-            <w:vAlign w:val="center"/>
-            <w:hideMark/>
-          </w:tcPr>
-          <w:p>
-            <w:pPr>
-              <w:spacing w:after="480" w:line="240" w:lineRule="auto"/>
-              <w:rPr>
-                <w:rFonts w:ascii="Times New Roman" w:eastAsia="Times New Roman" w:hAnsi="Times New Roman" w:cs="Times New Roman"/>
-                <w:sz w:val="24"/>
-                <w:szCs w:val="24"/>
-              </w:rPr>
-            </w:pPr>
-            <w:r>
-              <w:rPr>
-                <w:rFonts w:ascii="Times New Roman" w:eastAsia="Times New Roman" w:hAnsi="Times New Roman" w:cs="Times New Roman"/>
-                <w:b/>
-                <w:bCs/>
-                <w:sz w:val="24"/>
-                <w:szCs w:val="24"/>
-              </w:rPr>
-              <w:t>Tên thành viên</w:t>
-            </w:r>
-          </w:p>
-        </w:tc>
-        <w:tc>
-          <w:tcPr>
-            <w:tcW w:w="0" w:type="auto"/>
-            <w:tcBorders>
-              <w:top w:val="single" w:sz="6" w:space="0" w:color="C4C7C5"/>
-              <w:left w:val="single" w:sz="6" w:space="0" w:color="C4C7C5"/>
-              <w:bottom w:val="single" w:sz="6" w:space="0" w:color="C4C7C5"/>
-              <w:right w:val="single" w:sz="6" w:space="0" w:color="C4C7C5"/>
-            </w:tcBorders>
-            <w:tcMar>
-              <w:top w:w="120" w:type="dxa"/>
-              <w:left w:w="180" w:type="dxa"/>
-              <w:bottom w:w="120" w:type="dxa"/>
-              <w:right w:w="180" w:type="dxa"/>
-            </w:tcMar>
-            <w:vAlign w:val="center"/>
-            <w:hideMark/>
-          </w:tcPr>
-          <w:p>
-            <w:pPr>
-              <w:spacing w:after="480" w:line="240" w:lineRule="auto"/>
-              <w:rPr>
-                <w:rFonts w:ascii="Times New Roman" w:eastAsia="Times New Roman" w:hAnsi="Times New Roman" w:cs="Times New Roman"/>
-                <w:sz w:val="24"/>
-                <w:szCs w:val="24"/>
-              </w:rPr>
-            </w:pPr>
-            <w:r>
-              <w:rPr>
-                <w:rFonts w:ascii="Times New Roman" w:eastAsia="Times New Roman" w:hAnsi="Times New Roman" w:cs="Times New Roman"/>
-                <w:b/>
-                <w:bCs/>
-                <w:sz w:val="24"/>
-                <w:szCs w:val="24"/>
-              </w:rPr>
-              <w:t>Quốc tịch</w:t>
-            </w:r>
-          </w:p>
-        </w:tc>
-        <w:tc>
-          <w:tcPr>
-            <w:tcW w:w="0" w:type="auto"/>
-            <w:tcBorders>
-              <w:top w:val="single" w:sz="6" w:space="0" w:color="C4C7C5"/>
-              <w:left w:val="single" w:sz="6" w:space="0" w:color="C4C7C5"/>
-              <w:bottom w:val="single" w:sz="6" w:space="0" w:color="C4C7C5"/>
-              <w:right w:val="single" w:sz="6" w:space="0" w:color="C4C7C5"/>
-            </w:tcBorders>
-            <w:tcMar>
-              <w:top w:w="120" w:type="dxa"/>
-              <w:left w:w="180" w:type="dxa"/>
-              <w:bottom w:w="120" w:type="dxa"/>
-              <w:right w:w="180" w:type="dxa"/>
-            </w:tcMar>
-            <w:vAlign w:val="center"/>
-            <w:hideMark/>
-          </w:tcPr>
-          <w:p>
-            <w:pPr>
-              <w:spacing w:after="480" w:line="240" w:lineRule="auto"/>
-              <w:rPr>
-                <w:rFonts w:ascii="Times New Roman" w:eastAsia="Times New Roman" w:hAnsi="Times New Roman" w:cs="Times New Roman"/>
-                <w:sz w:val="24"/>
-                <w:szCs w:val="24"/>
-              </w:rPr>
-            </w:pPr>
-            <w:r>
-              <w:rPr>
-                <w:rFonts w:ascii="Times New Roman" w:eastAsia="Times New Roman" w:hAnsi="Times New Roman" w:cs="Times New Roman"/>
-                <w:b/>
-                <w:bCs/>
-                <w:sz w:val="24"/>
-                <w:szCs w:val="24"/>
-              </w:rPr>
-              <w:t>Địa chỉ liên lạc/Trụ sở chính</w:t>
-            </w:r>
-          </w:p>
-        </w:tc>
-        <w:tc>
-          <w:tcPr>
-            <w:tcW w:w="0" w:type="auto"/>
-            <w:tcBorders>
-              <w:top w:val="single" w:sz="6" w:space="0" w:color="C4C7C5"/>
-              <w:left w:val="single" w:sz="6" w:space="0" w:color="C4C7C5"/>
-              <w:bottom w:val="single" w:sz="6" w:space="0" w:color="C4C7C5"/>
-              <w:right w:val="single" w:sz="6" w:space="0" w:color="C4C7C5"/>
-            </w:tcBorders>
-            <w:tcMar>
-              <w:top w:w="120" w:type="dxa"/>
-              <w:left w:w="180" w:type="dxa"/>
-              <w:bottom w:w="120" w:type="dxa"/>
-              <w:right w:w="180" w:type="dxa"/>
-            </w:tcMar>
-            <w:vAlign w:val="center"/>
-            <w:hideMark/>
-          </w:tcPr>
-          <w:p>
-            <w:pPr>
-              <w:spacing w:after="480" w:line="240" w:lineRule="auto"/>
-              <w:rPr>
-                <w:rFonts w:ascii="Times New Roman" w:eastAsia="Times New Roman" w:hAnsi="Times New Roman" w:cs="Times New Roman"/>
-                <w:sz w:val="24"/>
-                <w:szCs w:val="24"/>
-              </w:rPr>
-            </w:pPr>
-            <w:r>
-              <w:rPr>
-                <w:rFonts w:ascii="Times New Roman" w:eastAsia="Times New Roman" w:hAnsi="Times New Roman" w:cs="Times New Roman"/>
-                <w:b/>
-                <w:bCs/>
-                <w:sz w:val="24"/>
-                <w:szCs w:val="24"/>
-              </w:rPr>
-              <w:t>Phần vốn góp (VNĐ)</w:t>
-            </w:r>
-          </w:p>
-        </w:tc>
-        <w:tc>
-          <w:tcPr>
-            <w:tcW w:w="0" w:type="auto"/>
-            <w:tcBorders>
-              <w:top w:val="single" w:sz="6" w:space="0" w:color="C4C7C5"/>
-              <w:left w:val="single" w:sz="6" w:space="0" w:color="C4C7C5"/>
-              <w:bottom w:val="single" w:sz="6" w:space="0" w:color="C4C7C5"/>
-              <w:right w:val="single" w:sz="6" w:space="0" w:color="C4C7C5"/>
-            </w:tcBorders>
-            <w:tcMar>
-              <w:top w:w="120" w:type="dxa"/>
-              <w:left w:w="180" w:type="dxa"/>
-              <w:bottom w:w="120" w:type="dxa"/>
-              <w:right w:w="180" w:type="dxa"/>
-            </w:tcMar>
-            <w:vAlign w:val="center"/>
-            <w:hideMark/>
-          </w:tcPr>
-          <w:p>
-            <w:pPr>
-              <w:spacing w:after="480" w:line="240" w:lineRule="auto"/>
-              <w:rPr>
-                <w:rFonts w:ascii="Times New Roman" w:eastAsia="Times New Roman" w:hAnsi="Times New Roman" w:cs="Times New Roman"/>
-                <w:sz w:val="24"/>
-                <w:szCs w:val="24"/>
-              </w:rPr>
-            </w:pPr>
-            <w:r>
-              <w:rPr>
-                <w:rFonts w:ascii="Times New Roman" w:eastAsia="Times New Roman" w:hAnsi="Times New Roman" w:cs="Times New Roman"/>
-                <w:b/>
-                <w:bCs/>
-                <w:sz w:val="24"/>
-                <w:szCs w:val="24"/>
-              </w:rPr>
-              <w:t>Tỷ lệ (%)</w:t>
-            </w:r>
-          </w:p>
-        </w:tc>
-        <w:tc>
-          <w:tcPr>
-            <w:tcW w:w="0" w:type="auto"/>
-            <w:tcBorders>
-              <w:top w:val="single" w:sz="6" w:space="0" w:color="C4C7C5"/>
-              <w:left w:val="single" w:sz="6" w:space="0" w:color="C4C7C5"/>
-              <w:bottom w:val="single" w:sz="6" w:space="0" w:color="C4C7C5"/>
-              <w:right w:val="single" w:sz="6" w:space="0" w:color="C4C7C5"/>
-            </w:tcBorders>
-            <w:tcMar>
-              <w:top w:w="120" w:type="dxa"/>
-              <w:left w:w="180" w:type="dxa"/>
-              <w:bottom w:w="120" w:type="dxa"/>
-              <w:right w:w="180" w:type="dxa"/>
-            </w:tcMar>
-            <w:vAlign w:val="center"/>
-            <w:hideMark/>
-          </w:tcPr>
-          <w:p>
-            <w:pPr>
-              <w:spacing w:after="480" w:line="240" w:lineRule="auto"/>
-              <w:rPr>
-                <w:rFonts w:ascii="Times New Roman" w:eastAsia="Times New Roman" w:hAnsi="Times New Roman" w:cs="Times New Roman"/>
-                <w:sz w:val="24"/>
-                <w:szCs w:val="24"/>
-              </w:rPr>
-            </w:pPr>
-            <w:r>
-              <w:rPr>
-                <w:rFonts w:ascii="Times New Roman" w:eastAsia="Times New Roman" w:hAnsi="Times New Roman" w:cs="Times New Roman"/>
-                <w:b/>
-                <w:bCs/>
-                <w:sz w:val="24"/>
-                <w:szCs w:val="24"/>
-              </w:rPr>
-              <w:t>Số giấy tờ pháp lý</w:t>
-            </w:r>
-          </w:p>
-        </w:tc>
-      </w:tr>
-      <w:tr>
-        <w:trPr>
-          <w:tblCellSpacing w:w="15" w:type="dxa"/>
-        </w:trPr>
-        <w:tc>
-          <w:tcPr>
-            <w:tcW w:w="0" w:type="auto"/>
-            <w:tcBorders>
-              <w:top w:val="single" w:sz="6" w:space="0" w:color="C4C7C5"/>
-              <w:left w:val="single" w:sz="6" w:space="0" w:color="C4C7C5"/>
-              <w:bottom w:val="single" w:sz="6" w:space="0" w:color="C4C7C5"/>
-              <w:right w:val="single" w:sz="6" w:space="0" w:color="C4C7C5"/>
-            </w:tcBorders>
-            <w:tcMar>
-              <w:top w:w="120" w:type="dxa"/>
-              <w:left w:w="180" w:type="dxa"/>
-              <w:bottom w:w="120" w:type="dxa"/>
-              <w:right w:w="180" w:type="dxa"/>
-            </w:tcMar>
-            <w:vAlign w:val="center"/>
-            <w:hideMark/>
-          </w:tcPr>
-          <w:p>
-            <w:pPr>
-              <w:spacing w:after="480" w:line="240" w:lineRule="auto"/>
-              <w:rPr>
-                <w:rFonts w:ascii="Times New Roman" w:eastAsia="Times New Roman" w:hAnsi="Times New Roman" w:cs="Times New Roman"/>
-                <w:sz w:val="24"/>
-                <w:szCs w:val="24"/>
-              </w:rPr>
-            </w:pPr>
-            <w:r>
-              <w:rPr>
-                <w:rFonts w:ascii="Times New Roman" w:eastAsia="Times New Roman" w:hAnsi="Times New Roman" w:cs="Times New Roman"/>
-                <w:sz w:val="24"/>
-                <w:szCs w:val="24"/>
-              </w:rPr>
-              <w:t>1</w:t>
-            </w:r>
-          </w:p>
-        </w:tc>
-        <w:tc>
-          <w:tcPr>
-            <w:tcW w:w="0" w:type="auto"/>
-            <w:tcBorders>
-              <w:top w:val="single" w:sz="6" w:space="0" w:color="C4C7C5"/>
-              <w:left w:val="single" w:sz="6" w:space="0" w:color="C4C7C5"/>
-              <w:bottom w:val="single" w:sz="6" w:space="0" w:color="C4C7C5"/>
-              <w:right w:val="single" w:sz="6" w:space="0" w:color="C4C7C5"/>
-            </w:tcBorders>
-            <w:tcMar>
-              <w:top w:w="120" w:type="dxa"/>
-              <w:left w:w="180" w:type="dxa"/>
-              <w:bottom w:w="120" w:type="dxa"/>
-              <w:right w:w="180" w:type="dxa"/>
-            </w:tcMar>
-            <w:vAlign w:val="center"/>
-            <w:hideMark/>
-          </w:tcPr>
-          <w:p>
-            <w:pPr>
-              <w:spacing w:after="480" w:line="240" w:lineRule="auto"/>
-              <w:rPr>
-                <w:rFonts w:ascii="Times New Roman" w:eastAsia="Times New Roman" w:hAnsi="Times New Roman" w:cs="Times New Roman"/>
-                <w:sz w:val="24"/>
-                <w:szCs w:val="24"/>
-              </w:rPr>
-            </w:pPr>
-            <w:r>
-              <w:rPr>
-                <w:rFonts w:ascii="Times New Roman" w:eastAsia="Times New Roman" w:hAnsi="Times New Roman" w:cs="Times New Roman"/>
-                <w:b/>
-                <w:bCs/>
-                <w:sz w:val="24"/>
-                <w:szCs w:val="24"/>
-              </w:rPr>
-              <w:t>TRẦN THỊ THU HIỀN</w:t>
-            </w:r>
-          </w:p>
-        </w:tc>
-        <w:tc>
-          <w:tcPr>
-            <w:tcW w:w="0" w:type="auto"/>
-            <w:tcBorders>
-              <w:top w:val="single" w:sz="6" w:space="0" w:color="C4C7C5"/>
-              <w:left w:val="single" w:sz="6" w:space="0" w:color="C4C7C5"/>
-              <w:bottom w:val="single" w:sz="6" w:space="0" w:color="C4C7C5"/>
-              <w:right w:val="single" w:sz="6" w:space="0" w:color="C4C7C5"/>
-            </w:tcBorders>
-            <w:tcMar>
-              <w:top w:w="120" w:type="dxa"/>
-              <w:left w:w="180" w:type="dxa"/>
-              <w:bottom w:w="120" w:type="dxa"/>
-              <w:right w:w="180" w:type="dxa"/>
-            </w:tcMar>
-            <w:vAlign w:val="center"/>
-            <w:hideMark/>
-          </w:tcPr>
-          <w:p>
-            <w:pPr>
-              <w:spacing w:after="480" w:line="240" w:lineRule="auto"/>
-              <w:rPr>
-                <w:rFonts w:ascii="Times New Roman" w:eastAsia="Times New Roman" w:hAnsi="Times New Roman" w:cs="Times New Roman"/>
-                <w:sz w:val="24"/>
-                <w:szCs w:val="24"/>
-              </w:rPr>
-            </w:pPr>
-            <w:r>
-              <w:rPr>
-                <w:rFonts w:ascii="Times New Roman" w:eastAsia="Times New Roman" w:hAnsi="Times New Roman" w:cs="Times New Roman"/>
-                <w:sz w:val="24"/>
-                <w:szCs w:val="24"/>
-              </w:rPr>
-              <w:t>Việt Nam</w:t>
-            </w:r>
-          </w:p>
-        </w:tc>
-        <w:tc>
-          <w:tcPr>
-            <w:tcW w:w="0" w:type="auto"/>
-            <w:tcBorders>
-              <w:top w:val="single" w:sz="6" w:space="0" w:color="C4C7C5"/>
-              <w:left w:val="single" w:sz="6" w:space="0" w:color="C4C7C5"/>
-              <w:bottom w:val="single" w:sz="6" w:space="0" w:color="C4C7C5"/>
-              <w:right w:val="single" w:sz="6" w:space="0" w:color="C4C7C5"/>
-            </w:tcBorders>
-            <w:tcMar>
-              <w:top w:w="120" w:type="dxa"/>
-              <w:left w:w="180" w:type="dxa"/>
-              <w:bottom w:w="120" w:type="dxa"/>
-              <w:right w:w="180" w:type="dxa"/>
-            </w:tcMar>
-            <w:vAlign w:val="center"/>
-            <w:hideMark/>
-          </w:tcPr>
-          <w:p>
-            <w:pPr>
-              <w:spacing w:before="100" w:beforeAutospacing="1" w:after="100" w:afterAutospacing="1" w:line="240" w:lineRule="auto"/>
-              <w:rPr>
-                <w:rFonts w:ascii="Times New Roman" w:eastAsia="Times New Roman" w:hAnsi="Times New Roman" w:cs="Times New Roman"/>
-                <w:sz w:val="24"/>
-                <w:szCs w:val="24"/>
-              </w:rPr>
-            </w:pPr>
-            <w:r>
-              <w:rPr>
-                <w:rFonts w:ascii="Times New Roman" w:eastAsia="Times New Roman" w:hAnsi="Times New Roman" w:cs="Times New Roman"/>
-                <w:sz w:val="24"/>
-                <w:szCs w:val="24"/>
-              </w:rPr>
-              <w:t xml:space="preserve">Số 883/23 Lê Hồng Phong, Khu 107, Phường Thủ Dầu Một, TP. Hồ Chí Minh </w:t>
-            </w:r>
-          </w:p>
-        </w:tc>
-        <w:tc>
-          <w:tcPr>
-            <w:tcW w:w="0" w:type="auto"/>
-            <w:tcBorders>
-              <w:top w:val="single" w:sz="6" w:space="0" w:color="C4C7C5"/>
-              <w:left w:val="single" w:sz="6" w:space="0" w:color="C4C7C5"/>
-              <w:bottom w:val="single" w:sz="6" w:space="0" w:color="C4C7C5"/>
-              <w:right w:val="single" w:sz="6" w:space="0" w:color="C4C7C5"/>
-            </w:tcBorders>
-            <w:tcMar>
-              <w:top w:w="120" w:type="dxa"/>
-              <w:left w:w="180" w:type="dxa"/>
-              <w:bottom w:w="120" w:type="dxa"/>
-              <w:right w:w="180" w:type="dxa"/>
-            </w:tcMar>
-            <w:vAlign w:val="center"/>
-            <w:hideMark/>
-          </w:tcPr>
-          <w:p>
-            <w:pPr>
-              <w:spacing w:after="0" w:line="240" w:lineRule="auto"/>
-              <w:rPr>
-                <w:rFonts w:ascii="Times New Roman" w:eastAsia="Times New Roman" w:hAnsi="Times New Roman" w:cs="Times New Roman"/>
-                <w:sz w:val="24"/>
-                <w:szCs w:val="24"/>
-              </w:rPr>
-            </w:pPr>
-            <w:r>
-              <w:rPr>
-                <w:rFonts w:ascii="Times New Roman" w:eastAsia="Times New Roman" w:hAnsi="Times New Roman" w:cs="Times New Roman"/>
-                <w:sz w:val="24"/>
-                <w:szCs w:val="24"/>
-              </w:rPr>
-              <w:t>3.570.000.000</w:t>
-            </w:r>
-          </w:p>
-        </w:tc>
-        <w:tc>
-          <w:tcPr>
-            <w:tcW w:w="0" w:type="auto"/>
-            <w:tcBorders>
-              <w:top w:val="single" w:sz="6" w:space="0" w:color="C4C7C5"/>
-              <w:left w:val="single" w:sz="6" w:space="0" w:color="C4C7C5"/>
-              <w:bottom w:val="single" w:sz="6" w:space="0" w:color="C4C7C5"/>
-              <w:right w:val="single" w:sz="6" w:space="0" w:color="C4C7C5"/>
-            </w:tcBorders>
-            <w:tcMar>
-              <w:top w:w="120" w:type="dxa"/>
-              <w:left w:w="180" w:type="dxa"/>
-              <w:bottom w:w="120" w:type="dxa"/>
-              <w:right w:w="180" w:type="dxa"/>
-            </w:tcMar>
-            <w:vAlign w:val="center"/>
-            <w:hideMark/>
-          </w:tcPr>
-          <w:p>
-            <w:pPr>
-              <w:spacing w:after="0" w:line="240" w:lineRule="auto"/>
-              <w:rPr>
-                <w:rFonts w:ascii="Times New Roman" w:eastAsia="Times New Roman" w:hAnsi="Times New Roman" w:cs="Times New Roman"/>
-                <w:sz w:val="24"/>
-                <w:szCs w:val="24"/>
-              </w:rPr>
-            </w:pPr>
-            <w:r>
-              <w:rPr>
-                <w:rFonts w:ascii="Times New Roman" w:eastAsia="Times New Roman" w:hAnsi="Times New Roman" w:cs="Times New Roman"/>
-                <w:sz w:val="24"/>
-                <w:szCs w:val="24"/>
-              </w:rPr>
-              <w:t>51,000</w:t>
-            </w:r>
-          </w:p>
-        </w:tc>
-        <w:tc>
-          <w:tcPr>
-            <w:tcW w:w="0" w:type="auto"/>
-            <w:tcBorders>
-              <w:top w:val="single" w:sz="6" w:space="0" w:color="C4C7C5"/>
-              <w:left w:val="single" w:sz="6" w:space="0" w:color="C4C7C5"/>
-              <w:bottom w:val="single" w:sz="6" w:space="0" w:color="C4C7C5"/>
-              <w:right w:val="single" w:sz="6" w:space="0" w:color="C4C7C5"/>
-            </w:tcBorders>
-            <w:tcMar>
-              <w:top w:w="120" w:type="dxa"/>
-              <w:left w:w="180" w:type="dxa"/>
-              <w:bottom w:w="120" w:type="dxa"/>
-              <w:right w:w="180" w:type="dxa"/>
-            </w:tcMar>
-            <w:vAlign w:val="center"/>
-            <w:hideMark/>
-          </w:tcPr>
-          <w:p>
-            <w:pPr>
-              <w:spacing w:before="100" w:beforeAutospacing="1" w:after="100" w:afterAutospacing="1" w:line="240" w:lineRule="auto"/>
-              <w:rPr>
-                <w:rFonts w:ascii="Times New Roman" w:eastAsia="Times New Roman" w:hAnsi="Times New Roman" w:cs="Times New Roman"/>
-                <w:sz w:val="24"/>
-                <w:szCs w:val="24"/>
-              </w:rPr>
-            </w:pPr>
-            <w:r>
-              <w:rPr>
-                <w:rFonts w:ascii="Times New Roman" w:eastAsia="Times New Roman" w:hAnsi="Times New Roman" w:cs="Times New Roman"/>
-                <w:sz w:val="24"/>
-                <w:szCs w:val="24"/>
-              </w:rPr>
-              <w:t xml:space="preserve">074183004018 </w:t>
-            </w:r>
-          </w:p>
-        </w:tc>
-      </w:tr>
-      <w:tr>
-        <w:trPr>
-          <w:tblCellSpacing w:w="15" w:type="dxa"/>
-        </w:trPr>
-        <w:tc>
-          <w:tcPr>
-            <w:tcW w:w="0" w:type="auto"/>
-            <w:tcBorders>
-              <w:top w:val="single" w:sz="6" w:space="0" w:color="C4C7C5"/>
-              <w:left w:val="single" w:sz="6" w:space="0" w:color="C4C7C5"/>
-              <w:bottom w:val="single" w:sz="6" w:space="0" w:color="C4C7C5"/>
-              <w:right w:val="single" w:sz="6" w:space="0" w:color="C4C7C5"/>
-            </w:tcBorders>
-            <w:tcMar>
-              <w:top w:w="120" w:type="dxa"/>
-              <w:left w:w="180" w:type="dxa"/>
-              <w:bottom w:w="120" w:type="dxa"/>
-              <w:right w:w="180" w:type="dxa"/>
-            </w:tcMar>
-            <w:vAlign w:val="center"/>
-            <w:hideMark/>
-          </w:tcPr>
-          <w:p>
-            <w:pPr>
-              <w:spacing w:after="0" w:line="240" w:lineRule="auto"/>
-              <w:rPr>
-                <w:rFonts w:ascii="Times New Roman" w:eastAsia="Times New Roman" w:hAnsi="Times New Roman" w:cs="Times New Roman"/>
-                <w:sz w:val="24"/>
-                <w:szCs w:val="24"/>
-              </w:rPr>
-            </w:pPr>
-            <w:r>
-              <w:rPr>
-                <w:rFonts w:ascii="Times New Roman" w:eastAsia="Times New Roman" w:hAnsi="Times New Roman" w:cs="Times New Roman"/>
-                <w:sz w:val="24"/>
-                <w:szCs w:val="24"/>
-              </w:rPr>
-              <w:t>2</w:t>
-            </w:r>
-          </w:p>
-        </w:tc>
-        <w:tc>
-          <w:tcPr>
-            <w:tcW w:w="0" w:type="auto"/>
-            <w:tcBorders>
-              <w:top w:val="single" w:sz="6" w:space="0" w:color="C4C7C5"/>
-              <w:left w:val="single" w:sz="6" w:space="0" w:color="C4C7C5"/>
-              <w:bottom w:val="single" w:sz="6" w:space="0" w:color="C4C7C5"/>
-              <w:right w:val="single" w:sz="6" w:space="0" w:color="C4C7C5"/>
-            </w:tcBorders>
-            <w:tcMar>
-              <w:top w:w="120" w:type="dxa"/>
-              <w:left w:w="180" w:type="dxa"/>
-              <w:bottom w:w="120" w:type="dxa"/>
-              <w:right w:w="180" w:type="dxa"/>
-            </w:tcMar>
-            <w:vAlign w:val="center"/>
-            <w:hideMark/>
-          </w:tcPr>
-          <w:p>
-            <w:pPr>
-              <w:spacing w:after="0" w:line="240" w:lineRule="auto"/>
-              <w:rPr>
-                <w:rFonts w:ascii="Times New Roman" w:eastAsia="Times New Roman" w:hAnsi="Times New Roman" w:cs="Times New Roman"/>
-                <w:sz w:val="24"/>
-                <w:szCs w:val="24"/>
-              </w:rPr>
-            </w:pPr>
-            <w:r>
-              <w:rPr>
-                <w:rFonts w:ascii="Times New Roman" w:eastAsia="Times New Roman" w:hAnsi="Times New Roman" w:cs="Times New Roman"/>
-                <w:b/>
-                <w:bCs/>
-                <w:sz w:val="24"/>
-                <w:szCs w:val="24"/>
-              </w:rPr>
-              <w:t>YEOH ZHONG XIANG</w:t>
-            </w:r>
-          </w:p>
-        </w:tc>
-        <w:tc>
-          <w:tcPr>
-            <w:tcW w:w="0" w:type="auto"/>
-            <w:tcBorders>
-              <w:top w:val="single" w:sz="6" w:space="0" w:color="C4C7C5"/>
-              <w:left w:val="single" w:sz="6" w:space="0" w:color="C4C7C5"/>
-              <w:bottom w:val="single" w:sz="6" w:space="0" w:color="C4C7C5"/>
-              <w:right w:val="single" w:sz="6" w:space="0" w:color="C4C7C5"/>
-            </w:tcBorders>
-            <w:tcMar>
-              <w:top w:w="120" w:type="dxa"/>
-              <w:left w:w="180" w:type="dxa"/>
-              <w:bottom w:w="120" w:type="dxa"/>
-              <w:right w:w="180" w:type="dxa"/>
-            </w:tcMar>
-            <w:vAlign w:val="center"/>
-            <w:hideMark/>
-          </w:tcPr>
-          <w:p>
-            <w:pPr>
-              <w:spacing w:after="0" w:line="240" w:lineRule="auto"/>
-              <w:rPr>
-                <w:rFonts w:ascii="Times New Roman" w:eastAsia="Times New Roman" w:hAnsi="Times New Roman" w:cs="Times New Roman"/>
-                <w:sz w:val="24"/>
-                <w:szCs w:val="24"/>
-              </w:rPr>
-            </w:pPr>
-            <w:r>
-              <w:rPr>
-                <w:rFonts w:ascii="Times New Roman" w:eastAsia="Times New Roman" w:hAnsi="Times New Roman" w:cs="Times New Roman"/>
-                <w:sz w:val="24"/>
-                <w:szCs w:val="24"/>
-              </w:rPr>
-              <w:t>Malaysia</w:t>
-            </w:r>
-          </w:p>
-        </w:tc>
-        <w:tc>
-          <w:tcPr>
-            <w:tcW w:w="0" w:type="auto"/>
-            <w:tcBorders>
-              <w:top w:val="single" w:sz="6" w:space="0" w:color="C4C7C5"/>
-              <w:left w:val="single" w:sz="6" w:space="0" w:color="C4C7C5"/>
-              <w:bottom w:val="single" w:sz="6" w:space="0" w:color="C4C7C5"/>
-              <w:right w:val="single" w:sz="6" w:space="0" w:color="C4C7C5"/>
-            </w:tcBorders>
-            <w:tcMar>
-              <w:top w:w="120" w:type="dxa"/>
-              <w:left w:w="180" w:type="dxa"/>
-              <w:bottom w:w="120" w:type="dxa"/>
-              <w:right w:w="180" w:type="dxa"/>
-            </w:tcMar>
-            <w:vAlign w:val="center"/>
-            <w:hideMark/>
-          </w:tcPr>
-          <w:p>
-            <w:pPr>
-              <w:spacing w:before="100" w:beforeAutospacing="1" w:after="100" w:afterAutospacing="1" w:line="240" w:lineRule="auto"/>
-              <w:rPr>
-                <w:rFonts w:ascii="Times New Roman" w:eastAsia="Times New Roman" w:hAnsi="Times New Roman" w:cs="Times New Roman"/>
-                <w:sz w:val="24"/>
-                <w:szCs w:val="24"/>
-              </w:rPr>
-            </w:pPr>
-            <w:r>
-              <w:rPr>
-                <w:rFonts w:ascii="Times New Roman" w:eastAsia="Times New Roman" w:hAnsi="Times New Roman" w:cs="Times New Roman"/>
-                <w:sz w:val="24"/>
-                <w:szCs w:val="24"/>
-              </w:rPr>
-              <w:t xml:space="preserve">Căn Hộ B1-03-08, Chung cư The Habitat, khu phố Bình Đáng, Phường Bình Hòa, TP. Hồ Chí Minh </w:t>
-            </w:r>
-          </w:p>
-        </w:tc>
-        <w:tc>
-          <w:tcPr>
-            <w:tcW w:w="0" w:type="auto"/>
-            <w:tcBorders>
-              <w:top w:val="single" w:sz="6" w:space="0" w:color="C4C7C5"/>
-              <w:left w:val="single" w:sz="6" w:space="0" w:color="C4C7C5"/>
-              <w:bottom w:val="single" w:sz="6" w:space="0" w:color="C4C7C5"/>
-              <w:right w:val="single" w:sz="6" w:space="0" w:color="C4C7C5"/>
-            </w:tcBorders>
-            <w:tcMar>
-              <w:top w:w="120" w:type="dxa"/>
-              <w:left w:w="180" w:type="dxa"/>
-              <w:bottom w:w="120" w:type="dxa"/>
-              <w:right w:w="180" w:type="dxa"/>
-            </w:tcMar>
-            <w:vAlign w:val="center"/>
-            <w:hideMark/>
-          </w:tcPr>
-          <w:p>
-            <w:pPr>
-              <w:spacing w:after="0" w:line="240" w:lineRule="auto"/>
-              <w:rPr>
-                <w:rFonts w:ascii="Times New Roman" w:eastAsia="Times New Roman" w:hAnsi="Times New Roman" w:cs="Times New Roman"/>
-                <w:sz w:val="24"/>
-                <w:szCs w:val="24"/>
-              </w:rPr>
-            </w:pPr>
-            <w:r>
-              <w:rPr>
-                <w:rFonts w:ascii="Times New Roman" w:eastAsia="Times New Roman" w:hAnsi="Times New Roman" w:cs="Times New Roman"/>
-                <w:sz w:val="24"/>
-                <w:szCs w:val="24"/>
-              </w:rPr>
-              <w:t>3.430.000.000</w:t>
-            </w:r>
-          </w:p>
-        </w:tc>
-        <w:tc>
-          <w:tcPr>
-            <w:tcW w:w="0" w:type="auto"/>
-            <w:tcBorders>
-              <w:top w:val="single" w:sz="6" w:space="0" w:color="C4C7C5"/>
-              <w:left w:val="single" w:sz="6" w:space="0" w:color="C4C7C5"/>
-              <w:bottom w:val="single" w:sz="6" w:space="0" w:color="C4C7C5"/>
-              <w:right w:val="single" w:sz="6" w:space="0" w:color="C4C7C5"/>
-            </w:tcBorders>
-            <w:tcMar>
-              <w:top w:w="120" w:type="dxa"/>
-              <w:left w:w="180" w:type="dxa"/>
-              <w:bottom w:w="120" w:type="dxa"/>
-              <w:right w:w="180" w:type="dxa"/>
-            </w:tcMar>
-            <w:vAlign w:val="center"/>
-            <w:hideMark/>
-          </w:tcPr>
-          <w:p>
-            <w:pPr>
-              <w:spacing w:after="0" w:line="240" w:lineRule="auto"/>
-              <w:rPr>
-                <w:rFonts w:ascii="Times New Roman" w:eastAsia="Times New Roman" w:hAnsi="Times New Roman" w:cs="Times New Roman"/>
-                <w:sz w:val="24"/>
-                <w:szCs w:val="24"/>
-              </w:rPr>
-            </w:pPr>
-            <w:r>
-              <w:rPr>
-                <w:rFonts w:ascii="Times New Roman" w:eastAsia="Times New Roman" w:hAnsi="Times New Roman" w:cs="Times New Roman"/>
-                <w:sz w:val="24"/>
-                <w:szCs w:val="24"/>
-              </w:rPr>
-              <w:t>49,000</w:t>
-            </w:r>
-          </w:p>
-        </w:tc>
-        <w:tc>
-          <w:tcPr>
-            <w:tcW w:w="0" w:type="auto"/>
-            <w:tcBorders>
-              <w:top w:val="single" w:sz="6" w:space="0" w:color="C4C7C5"/>
-              <w:left w:val="single" w:sz="6" w:space="0" w:color="C4C7C5"/>
-              <w:bottom w:val="single" w:sz="6" w:space="0" w:color="C4C7C5"/>
-              <w:right w:val="single" w:sz="6" w:space="0" w:color="C4C7C5"/>
-            </w:tcBorders>
-            <w:tcMar>
-              <w:top w:w="120" w:type="dxa"/>
-              <w:left w:w="180" w:type="dxa"/>
-              <w:bottom w:w="120" w:type="dxa"/>
-              <w:right w:w="180" w:type="dxa"/>
-            </w:tcMar>
-            <w:vAlign w:val="center"/>
-            <w:hideMark/>
-          </w:tcPr>
-          <w:p>
-            <w:pPr>
-              <w:spacing w:before="100" w:beforeAutospacing="1" w:after="100" w:afterAutospacing="1" w:line="240" w:lineRule="auto"/>
-              <w:rPr>
-                <w:rFonts w:ascii="Times New Roman" w:eastAsia="Times New Roman" w:hAnsi="Times New Roman" w:cs="Times New Roman"/>
-                <w:sz w:val="24"/>
-                <w:szCs w:val="24"/>
-              </w:rPr>
-            </w:pPr>
-            <w:r>
-              <w:rPr>
-                <w:rFonts w:ascii="Times New Roman" w:eastAsia="Times New Roman" w:hAnsi="Times New Roman" w:cs="Times New Roman"/>
-                <w:sz w:val="24"/>
-                <w:szCs w:val="24"/>
-              </w:rPr>
-              <w:t xml:space="preserve">A62633793 </w:t>
-            </w:r>
-          </w:p>
-        </w:tc>
-      </w:tr>
-    </w:tbl>
     <w:p>
       <w:pPr>
         <w:spacing w:before="100" w:beforeAutospacing="1" w:after="100" w:afterAutospacing="1" w:line="240" w:lineRule="auto"/>
@@ -1285,6 +451,8 @@
           <w:szCs w:val="36"/>
         </w:rPr>
       </w:pPr>
+      <w:bookmarkStart w:id="0" w:name="_GoBack"/>
+      <w:bookmarkEnd w:id="0"/>
     </w:p>
     <w:p>
       <w:pPr>
@@ -1306,6 +474,7 @@
           <w:sz w:val="36"/>
           <w:szCs w:val="36"/>
         </w:rPr>
+        <w:lastRenderedPageBreak/>
         <w:t>NGƯỜI ĐẠI DIỆN THEO PHÁP LUẬT</w:t>
       </w:r>
     </w:p>
@@ -1330,7 +499,6 @@
           <w:sz w:val="24"/>
           <w:szCs w:val="24"/>
         </w:rPr>
-        <w:lastRenderedPageBreak/>
         <w:t>Họ và tên:</w:t>
       </w:r>
       <w:r>
@@ -1584,8 +752,6 @@
         <w:pStyle w:val="NormalWeb"/>
         <w:ind w:left="360"/>
       </w:pPr>
-      <w:bookmarkStart w:id="0" w:name="_GoBack"/>
-      <w:bookmarkEnd w:id="0"/>
       <w:r>
         <w:br/>
       </w:r>
